--- a/ecoservizi/Supporto Presidia/02_Supporto/02_Template/14_ Schede prodotti chimici /detersivo per vetri.docx
+++ b/ecoservizi/Supporto Presidia/02_Supporto/02_Template/14_ Schede prodotti chimici /detersivo per vetri.docx
@@ -1,6 +1,6 @@
 
 <file path=word/document.xml><?xml version="1.0" encoding="utf-8"?>
-<w:document xmlns:wpc="http://schemas.microsoft.com/office/word/2010/wordprocessingCanvas" xmlns:cx="http://schemas.microsoft.com/office/drawing/2014/chartex" xmlns:cx1="http://schemas.microsoft.com/office/drawing/2015/9/8/chartex" xmlns:cx2="http://schemas.microsoft.com/office/drawing/2015/10/21/chartex" xmlns:cx3="http://schemas.microsoft.com/office/drawing/2016/5/9/chartex" xmlns:cx4="http://schemas.microsoft.com/office/drawing/2016/5/10/chartex" xmlns:cx5="http://schemas.microsoft.com/office/drawing/2016/5/11/chartex" xmlns:cx6="http://schemas.microsoft.com/office/drawing/2016/5/12/chartex" xmlns:cx7="http://schemas.microsoft.com/office/drawing/2016/5/13/chartex" xmlns:cx8="http://schemas.microsoft.com/office/drawing/2016/5/14/chartex" xmlns:mc="http://schemas.openxmlformats.org/markup-compatibility/2006" xmlns:aink="http://schemas.microsoft.com/office/drawing/2016/ink" xmlns:am3d="http://schemas.microsoft.com/office/drawing/2017/model3d" xmlns:o="urn:schemas-microsoft-com:office:office" xmlns:oel="http://schemas.microsoft.com/office/2019/extlst" xmlns:r="http://schemas.openxmlformats.org/officeDocument/2006/relationships" xmlns:m="http://schemas.openxmlformats.org/officeDocument/2006/math" xmlns:v="urn:schemas-microsoft-com:vml" xmlns:wp14="http://schemas.microsoft.com/office/word/2010/wordprocessingDrawing" xmlns:wp="http://schemas.openxmlformats.org/drawingml/2006/wordprocessingDrawing" xmlns:w10="urn:schemas-microsoft-com:office:word" xmlns:w="http://schemas.openxmlformats.org/wordprocessingml/2006/main" xmlns:w14="http://schemas.microsoft.com/office/word/2010/wordml" xmlns:w15="http://schemas.microsoft.com/office/word/2012/wordml" xmlns:w16cex="http://schemas.microsoft.com/office/word/2018/wordml/cex" xmlns:w16cid="http://schemas.microsoft.com/office/word/2016/wordml/cid" xmlns:w16="http://schemas.microsoft.com/office/word/2018/wordml" xmlns:w16du="http://schemas.microsoft.com/office/word/2023/wordml/word16du" xmlns:w16sdtdh="http://schemas.microsoft.com/office/word/2020/wordml/sdtdatahash" xmlns:w16se="http://schemas.microsoft.com/office/word/2015/wordml/symex" xmlns:wpg="http://schemas.microsoft.com/office/word/2010/wordprocessingGroup" xmlns:wpi="http://schemas.microsoft.com/office/word/2010/wordprocessingInk" xmlns:wne="http://schemas.microsoft.com/office/word/2006/wordml" xmlns:wps="http://schemas.microsoft.com/office/word/2010/wordprocessingShape" mc:Ignorable="w14 w15 w16se w16cid w16 w16cex w16sdtdh w16du wp14">
+<w:document xmlns:wpc="http://schemas.microsoft.com/office/word/2010/wordprocessingCanvas" xmlns:cx="http://schemas.microsoft.com/office/drawing/2014/chartex" xmlns:cx1="http://schemas.microsoft.com/office/drawing/2015/9/8/chartex" xmlns:cx2="http://schemas.microsoft.com/office/drawing/2015/10/21/chartex" xmlns:cx3="http://schemas.microsoft.com/office/drawing/2016/5/9/chartex" xmlns:cx4="http://schemas.microsoft.com/office/drawing/2016/5/10/chartex" xmlns:cx5="http://schemas.microsoft.com/office/drawing/2016/5/11/chartex" xmlns:cx6="http://schemas.microsoft.com/office/drawing/2016/5/12/chartex" xmlns:cx7="http://schemas.microsoft.com/office/drawing/2016/5/13/chartex" xmlns:cx8="http://schemas.microsoft.com/office/drawing/2016/5/14/chartex" xmlns:mc="http://schemas.openxmlformats.org/markup-compatibility/2006" xmlns:aink="http://schemas.microsoft.com/office/drawing/2016/ink" xmlns:am3d="http://schemas.microsoft.com/office/drawing/2017/model3d" xmlns:o="urn:schemas-microsoft-com:office:office" xmlns:oel="http://schemas.microsoft.com/office/2019/extlst" xmlns:r="http://schemas.openxmlformats.org/officeDocument/2006/relationships" xmlns:m="http://schemas.openxmlformats.org/officeDocument/2006/math" xmlns:v="urn:schemas-microsoft-com:vml" xmlns:wp14="http://schemas.microsoft.com/office/word/2010/wordprocessingDrawing" xmlns:wp="http://schemas.openxmlformats.org/drawingml/2006/wordprocessingDrawing" xmlns:w10="urn:schemas-microsoft-com:office:word" xmlns:w="http://schemas.openxmlformats.org/wordprocessingml/2006/main" xmlns:w14="http://schemas.microsoft.com/office/word/2010/wordml" xmlns:w15="http://schemas.microsoft.com/office/word/2012/wordml" xmlns:w16cex="http://schemas.microsoft.com/office/word/2018/wordml/cex" xmlns:w16cid="http://schemas.microsoft.com/office/word/2016/wordml/cid" xmlns:w16="http://schemas.microsoft.com/office/word/2018/wordml" xmlns:w16du="http://schemas.microsoft.com/office/word/2023/wordml/word16du" xmlns:w16sdtdh="http://schemas.microsoft.com/office/word/2020/wordml/sdtdatahash" xmlns:w16sdtfl="http://schemas.microsoft.com/office/word/2024/wordml/sdtformatlock" xmlns:w16se="http://schemas.microsoft.com/office/word/2015/wordml/symex" xmlns:wpg="http://schemas.microsoft.com/office/word/2010/wordprocessingGroup" xmlns:wpi="http://schemas.microsoft.com/office/word/2010/wordprocessingInk" xmlns:wne="http://schemas.microsoft.com/office/word/2006/wordml" xmlns:wps="http://schemas.microsoft.com/office/word/2010/wordprocessingShape" mc:Ignorable="w14 w15 w16se w16cid w16 w16cex w16sdtdh w16sdtfl w16du wp14">
   <w:body>
     <w:tbl>
       <w:tblPr>
@@ -46,7 +46,7 @@
         </w:trPr>
         <w:tc>
           <w:tcPr>
-            <w:tcW w:w="1384" w:type="dxa"/>
+            <w:tcW w:w="1377" w:type="dxa"/>
             <w:gridSpan w:val="3"/>
             <w:tcBorders>
               <w:bottom w:val="single" w:sz="4" w:space="0" w:color="auto"/>
@@ -73,7 +73,7 @@
         </w:tc>
         <w:tc>
           <w:tcPr>
-            <w:tcW w:w="994" w:type="dxa"/>
+            <w:tcW w:w="957" w:type="dxa"/>
             <w:gridSpan w:val="2"/>
             <w:tcBorders>
               <w:bottom w:val="single" w:sz="4" w:space="0" w:color="auto"/>
@@ -95,7 +95,7 @@
         </w:tc>
         <w:tc>
           <w:tcPr>
-            <w:tcW w:w="1526" w:type="dxa"/>
+            <w:tcW w:w="1514" w:type="dxa"/>
             <w:gridSpan w:val="5"/>
             <w:tcBorders>
               <w:bottom w:val="single" w:sz="4" w:space="0" w:color="auto"/>
@@ -124,7 +124,7 @@
         </w:tc>
         <w:tc>
           <w:tcPr>
-            <w:tcW w:w="5890" w:type="dxa"/>
+            <w:tcW w:w="5780" w:type="dxa"/>
             <w:gridSpan w:val="12"/>
             <w:tcBorders>
               <w:bottom w:val="single" w:sz="4" w:space="0" w:color="auto"/>
@@ -158,7 +158,7 @@
         </w:trPr>
         <w:tc>
           <w:tcPr>
-            <w:tcW w:w="9794" w:type="dxa"/>
+            <w:tcW w:w="9628" w:type="dxa"/>
             <w:gridSpan w:val="22"/>
             <w:tcBorders>
               <w:bottom w:val="nil"/>
@@ -209,7 +209,7 @@
         </w:tc>
         <w:tc>
           <w:tcPr>
-            <w:tcW w:w="9404" w:type="dxa"/>
+            <w:tcW w:w="9238" w:type="dxa"/>
             <w:gridSpan w:val="21"/>
             <w:tcBorders>
               <w:top w:val="nil"/>
@@ -244,7 +244,7 @@
         </w:trPr>
         <w:tc>
           <w:tcPr>
-            <w:tcW w:w="9794" w:type="dxa"/>
+            <w:tcW w:w="9628" w:type="dxa"/>
             <w:gridSpan w:val="22"/>
             <w:tcBorders>
               <w:top w:val="nil"/>
@@ -268,7 +268,7 @@
         </w:tblPrEx>
         <w:tc>
           <w:tcPr>
-            <w:tcW w:w="2994" w:type="dxa"/>
+            <w:tcW w:w="2941" w:type="dxa"/>
             <w:gridSpan w:val="7"/>
             <w:tcBorders>
               <w:bottom w:val="single" w:sz="4" w:space="0" w:color="auto"/>
@@ -296,7 +296,7 @@
         </w:tc>
         <w:tc>
           <w:tcPr>
-            <w:tcW w:w="3540" w:type="dxa"/>
+            <w:tcW w:w="3473" w:type="dxa"/>
             <w:gridSpan w:val="9"/>
             <w:tcBorders>
               <w:bottom w:val="single" w:sz="4" w:space="0" w:color="auto"/>
@@ -324,7 +324,7 @@
         </w:tc>
         <w:tc>
           <w:tcPr>
-            <w:tcW w:w="3260" w:type="dxa"/>
+            <w:tcW w:w="3214" w:type="dxa"/>
             <w:gridSpan w:val="6"/>
             <w:tcBorders>
               <w:bottom w:val="single" w:sz="4" w:space="0" w:color="auto"/>
@@ -363,7 +363,6 @@
               <w:bottom w:val="nil"/>
               <w:right w:val="nil"/>
             </w:tcBorders>
-            <w:shd w:val="clear" w:color="auto" w:fill="auto"/>
           </w:tcPr>
           <w:p>
             <w:pPr>
@@ -427,13 +426,12 @@
         </w:tc>
         <w:tc>
           <w:tcPr>
-            <w:tcW w:w="2330" w:type="dxa"/>
+            <w:tcW w:w="2277" w:type="dxa"/>
             <w:gridSpan w:val="5"/>
             <w:tcBorders>
               <w:left w:val="nil"/>
               <w:bottom w:val="nil"/>
             </w:tcBorders>
-            <w:shd w:val="clear" w:color="auto" w:fill="auto"/>
           </w:tcPr>
           <w:p>
             <w:pPr>
@@ -455,13 +453,12 @@
         </w:tc>
         <w:tc>
           <w:tcPr>
-            <w:tcW w:w="644" w:type="dxa"/>
+            <w:tcW w:w="641" w:type="dxa"/>
             <w:gridSpan w:val="2"/>
             <w:tcBorders>
               <w:bottom w:val="nil"/>
               <w:right w:val="nil"/>
             </w:tcBorders>
-            <w:shd w:val="clear" w:color="auto" w:fill="auto"/>
           </w:tcPr>
           <w:p>
             <w:pPr>
@@ -525,13 +522,12 @@
         </w:tc>
         <w:tc>
           <w:tcPr>
-            <w:tcW w:w="2896" w:type="dxa"/>
+            <w:tcW w:w="2832" w:type="dxa"/>
             <w:gridSpan w:val="7"/>
             <w:tcBorders>
               <w:left w:val="nil"/>
               <w:bottom w:val="nil"/>
             </w:tcBorders>
-            <w:shd w:val="clear" w:color="auto" w:fill="auto"/>
           </w:tcPr>
           <w:p>
             <w:pPr>
@@ -553,12 +549,11 @@
         </w:tc>
         <w:tc>
           <w:tcPr>
-            <w:tcW w:w="659" w:type="dxa"/>
+            <w:tcW w:w="648" w:type="dxa"/>
             <w:tcBorders>
               <w:bottom w:val="nil"/>
               <w:right w:val="nil"/>
             </w:tcBorders>
-            <w:shd w:val="clear" w:color="auto" w:fill="auto"/>
           </w:tcPr>
           <w:p>
             <w:pPr>
@@ -621,13 +616,12 @@
         </w:tc>
         <w:tc>
           <w:tcPr>
-            <w:tcW w:w="2601" w:type="dxa"/>
+            <w:tcW w:w="2566" w:type="dxa"/>
             <w:gridSpan w:val="5"/>
             <w:tcBorders>
               <w:left w:val="nil"/>
               <w:bottom w:val="nil"/>
             </w:tcBorders>
-            <w:shd w:val="clear" w:color="auto" w:fill="auto"/>
           </w:tcPr>
           <w:p>
             <w:pPr>
@@ -664,7 +658,6 @@
               <w:bottom w:val="nil"/>
               <w:right w:val="nil"/>
             </w:tcBorders>
-            <w:shd w:val="clear" w:color="auto" w:fill="auto"/>
           </w:tcPr>
           <w:p>
             <w:pPr>
@@ -728,14 +721,13 @@
         </w:tc>
         <w:tc>
           <w:tcPr>
-            <w:tcW w:w="2330" w:type="dxa"/>
+            <w:tcW w:w="2277" w:type="dxa"/>
             <w:gridSpan w:val="5"/>
             <w:tcBorders>
               <w:top w:val="nil"/>
               <w:left w:val="nil"/>
               <w:bottom w:val="nil"/>
             </w:tcBorders>
-            <w:shd w:val="clear" w:color="auto" w:fill="auto"/>
           </w:tcPr>
           <w:p>
             <w:pPr>
@@ -757,14 +749,13 @@
         </w:tc>
         <w:tc>
           <w:tcPr>
-            <w:tcW w:w="644" w:type="dxa"/>
+            <w:tcW w:w="641" w:type="dxa"/>
             <w:gridSpan w:val="2"/>
             <w:tcBorders>
               <w:top w:val="nil"/>
               <w:bottom w:val="nil"/>
               <w:right w:val="nil"/>
             </w:tcBorders>
-            <w:shd w:val="clear" w:color="auto" w:fill="auto"/>
           </w:tcPr>
           <w:p>
             <w:pPr>
@@ -828,14 +819,13 @@
         </w:tc>
         <w:tc>
           <w:tcPr>
-            <w:tcW w:w="2896" w:type="dxa"/>
+            <w:tcW w:w="2832" w:type="dxa"/>
             <w:gridSpan w:val="7"/>
             <w:tcBorders>
               <w:top w:val="nil"/>
               <w:left w:val="nil"/>
               <w:bottom w:val="nil"/>
             </w:tcBorders>
-            <w:shd w:val="clear" w:color="auto" w:fill="auto"/>
           </w:tcPr>
           <w:p>
             <w:pPr>
@@ -857,13 +847,12 @@
         </w:tc>
         <w:tc>
           <w:tcPr>
-            <w:tcW w:w="659" w:type="dxa"/>
+            <w:tcW w:w="648" w:type="dxa"/>
             <w:tcBorders>
               <w:top w:val="nil"/>
               <w:bottom w:val="nil"/>
               <w:right w:val="nil"/>
             </w:tcBorders>
-            <w:shd w:val="clear" w:color="auto" w:fill="auto"/>
           </w:tcPr>
           <w:p>
             <w:pPr>
@@ -927,14 +916,13 @@
         </w:tc>
         <w:tc>
           <w:tcPr>
-            <w:tcW w:w="2601" w:type="dxa"/>
+            <w:tcW w:w="2566" w:type="dxa"/>
             <w:gridSpan w:val="5"/>
             <w:tcBorders>
               <w:top w:val="nil"/>
               <w:left w:val="nil"/>
               <w:bottom w:val="nil"/>
             </w:tcBorders>
-            <w:shd w:val="clear" w:color="auto" w:fill="auto"/>
           </w:tcPr>
           <w:p>
             <w:pPr>
@@ -967,7 +955,6 @@
               <w:top w:val="nil"/>
               <w:right w:val="nil"/>
             </w:tcBorders>
-            <w:shd w:val="clear" w:color="auto" w:fill="auto"/>
           </w:tcPr>
           <w:p>
             <w:pPr>
@@ -1030,13 +1017,12 @@
         </w:tc>
         <w:tc>
           <w:tcPr>
-            <w:tcW w:w="2330" w:type="dxa"/>
+            <w:tcW w:w="2277" w:type="dxa"/>
             <w:gridSpan w:val="5"/>
             <w:tcBorders>
               <w:top w:val="nil"/>
               <w:left w:val="nil"/>
             </w:tcBorders>
-            <w:shd w:val="clear" w:color="auto" w:fill="auto"/>
           </w:tcPr>
           <w:p>
             <w:pPr>
@@ -1058,13 +1044,12 @@
         </w:tc>
         <w:tc>
           <w:tcPr>
-            <w:tcW w:w="644" w:type="dxa"/>
+            <w:tcW w:w="641" w:type="dxa"/>
             <w:gridSpan w:val="2"/>
             <w:tcBorders>
               <w:top w:val="nil"/>
               <w:right w:val="nil"/>
             </w:tcBorders>
-            <w:shd w:val="clear" w:color="auto" w:fill="auto"/>
           </w:tcPr>
           <w:p>
             <w:pPr>
@@ -1127,13 +1112,12 @@
         </w:tc>
         <w:tc>
           <w:tcPr>
-            <w:tcW w:w="2896" w:type="dxa"/>
+            <w:tcW w:w="2832" w:type="dxa"/>
             <w:gridSpan w:val="7"/>
             <w:tcBorders>
               <w:top w:val="nil"/>
               <w:left w:val="nil"/>
             </w:tcBorders>
-            <w:shd w:val="clear" w:color="auto" w:fill="auto"/>
           </w:tcPr>
           <w:p>
             <w:pPr>
@@ -1155,12 +1139,11 @@
         </w:tc>
         <w:tc>
           <w:tcPr>
-            <w:tcW w:w="659" w:type="dxa"/>
+            <w:tcW w:w="648" w:type="dxa"/>
             <w:tcBorders>
               <w:top w:val="nil"/>
               <w:right w:val="nil"/>
             </w:tcBorders>
-            <w:shd w:val="clear" w:color="auto" w:fill="auto"/>
           </w:tcPr>
           <w:p>
             <w:pPr>
@@ -1223,13 +1206,12 @@
         </w:tc>
         <w:tc>
           <w:tcPr>
-            <w:tcW w:w="2601" w:type="dxa"/>
+            <w:tcW w:w="2566" w:type="dxa"/>
             <w:gridSpan w:val="5"/>
             <w:tcBorders>
               <w:top w:val="nil"/>
               <w:left w:val="nil"/>
             </w:tcBorders>
-            <w:shd w:val="clear" w:color="auto" w:fill="auto"/>
           </w:tcPr>
           <w:p>
             <w:pPr>
@@ -1259,9 +1241,8 @@
         </w:trPr>
         <w:tc>
           <w:tcPr>
-            <w:tcW w:w="9794" w:type="dxa"/>
+            <w:tcW w:w="9628" w:type="dxa"/>
             <w:gridSpan w:val="22"/>
-            <w:shd w:val="clear" w:color="auto" w:fill="auto"/>
           </w:tcPr>
           <w:p>
             <w:pPr>
@@ -1283,7 +1264,7 @@
         </w:trPr>
         <w:tc>
           <w:tcPr>
-            <w:tcW w:w="6534" w:type="dxa"/>
+            <w:tcW w:w="6414" w:type="dxa"/>
             <w:gridSpan w:val="16"/>
             <w:vAlign w:val="center"/>
           </w:tcPr>
@@ -1309,7 +1290,7 @@
         </w:tc>
         <w:tc>
           <w:tcPr>
-            <w:tcW w:w="3260" w:type="dxa"/>
+            <w:tcW w:w="3214" w:type="dxa"/>
             <w:gridSpan w:val="6"/>
             <w:vAlign w:val="center"/>
           </w:tcPr>
@@ -1322,15 +1303,6 @@
                 <w:szCs w:val="20"/>
               </w:rPr>
             </w:pPr>
-            <w:r>
-              <w:rPr>
-                <w:rFonts w:ascii="Aptos" w:hAnsi="Aptos"/>
-                <w:b/>
-                <w:sz w:val="20"/>
-                <w:szCs w:val="20"/>
-              </w:rPr>
-              <w:t>TLV – IBE</w:t>
-            </w:r>
           </w:p>
         </w:tc>
       </w:tr>
@@ -1343,7 +1315,7 @@
         </w:trPr>
         <w:tc>
           <w:tcPr>
-            <w:tcW w:w="6534" w:type="dxa"/>
+            <w:tcW w:w="6414" w:type="dxa"/>
             <w:gridSpan w:val="16"/>
             <w:vAlign w:val="center"/>
           </w:tcPr>
@@ -1361,164 +1333,23 @@
                 <w:sz w:val="16"/>
                 <w:szCs w:val="16"/>
               </w:rPr>
-              <w:fldChar w:fldCharType="begin">
-                <w:ffData>
-                  <w:name w:val=""/>
-                  <w:enabled/>
-                  <w:calcOnExit w:val="0"/>
-                  <w:checkBox>
-                    <w:sizeAuto/>
-                    <w:default w:val="1"/>
-                  </w:checkBox>
-                </w:ffData>
-              </w:fldChar>
-            </w:r>
-            <w:r>
-              <w:rPr>
-                <w:rFonts w:ascii="Aptos" w:hAnsi="Aptos"/>
-                <w:sz w:val="16"/>
-                <w:szCs w:val="16"/>
-              </w:rPr>
-              <w:instrText xml:space="preserve"> FORMCHECKBOX </w:instrText>
-            </w:r>
-            <w:r>
-              <w:rPr>
-                <w:rFonts w:ascii="Aptos" w:hAnsi="Aptos"/>
-                <w:sz w:val="16"/>
-                <w:szCs w:val="16"/>
-              </w:rPr>
-            </w:r>
-            <w:r>
-              <w:rPr>
-                <w:rFonts w:ascii="Aptos" w:hAnsi="Aptos"/>
-                <w:sz w:val="16"/>
-                <w:szCs w:val="16"/>
-              </w:rPr>
-              <w:fldChar w:fldCharType="separate"/>
-            </w:r>
-            <w:r>
-              <w:rPr>
-                <w:rFonts w:ascii="Aptos" w:hAnsi="Aptos"/>
-                <w:sz w:val="16"/>
-                <w:szCs w:val="16"/>
-              </w:rPr>
-              <w:fldChar w:fldCharType="end"/>
-            </w:r>
-            <w:r>
-              <w:rPr>
-                <w:rFonts w:ascii="Aptos" w:hAnsi="Aptos"/>
-                <w:sz w:val="16"/>
-                <w:szCs w:val="16"/>
-              </w:rPr>
-              <w:t xml:space="preserve"> Alcoli </w:t>
-            </w:r>
-          </w:p>
-        </w:tc>
-        <w:tc>
-          <w:tcPr>
-            <w:tcW w:w="3260" w:type="dxa"/>
+              <w:t>Vedi SDS</w:t>
+            </w:r>
+          </w:p>
+        </w:tc>
+        <w:tc>
+          <w:tcPr>
+            <w:tcW w:w="3214" w:type="dxa"/>
             <w:gridSpan w:val="6"/>
-            <w:vAlign w:val="center"/>
-          </w:tcPr>
-          <w:p>
-            <w:pPr>
-              <w:rPr>
-                <w:rFonts w:ascii="Aptos" w:hAnsi="Aptos"/>
-                <w:sz w:val="16"/>
-                <w:szCs w:val="16"/>
-              </w:rPr>
-            </w:pPr>
-            <w:r>
-              <w:rPr>
-                <w:rFonts w:ascii="Aptos" w:hAnsi="Aptos"/>
-                <w:sz w:val="16"/>
-                <w:szCs w:val="16"/>
-              </w:rPr>
-              <w:fldChar w:fldCharType="begin">
-                <w:ffData>
-                  <w:name w:val="Testo14"/>
-                  <w:enabled/>
-                  <w:calcOnExit w:val="0"/>
-                  <w:textInput/>
-                </w:ffData>
-              </w:fldChar>
-            </w:r>
-            <w:r>
-              <w:rPr>
-                <w:rFonts w:ascii="Aptos" w:hAnsi="Aptos"/>
-                <w:sz w:val="16"/>
-                <w:szCs w:val="16"/>
-              </w:rPr>
-              <w:instrText xml:space="preserve"> FORMTEXT </w:instrText>
-            </w:r>
-            <w:r>
-              <w:rPr>
-                <w:rFonts w:ascii="Aptos" w:hAnsi="Aptos"/>
-                <w:sz w:val="16"/>
-                <w:szCs w:val="16"/>
-              </w:rPr>
-            </w:r>
-            <w:r>
-              <w:rPr>
-                <w:rFonts w:ascii="Aptos" w:hAnsi="Aptos"/>
-                <w:sz w:val="16"/>
-                <w:szCs w:val="16"/>
-              </w:rPr>
-              <w:fldChar w:fldCharType="separate"/>
-            </w:r>
-            <w:r>
-              <w:rPr>
-                <w:rFonts w:ascii="Aptos" w:hAnsi="Aptos"/>
-                <w:noProof/>
-                <w:sz w:val="16"/>
-                <w:szCs w:val="16"/>
-              </w:rPr>
-              <w:t> </w:t>
-            </w:r>
-            <w:r>
-              <w:rPr>
-                <w:rFonts w:ascii="Aptos" w:hAnsi="Aptos"/>
-                <w:noProof/>
-                <w:sz w:val="16"/>
-                <w:szCs w:val="16"/>
-              </w:rPr>
-              <w:t> </w:t>
-            </w:r>
-            <w:r>
-              <w:rPr>
-                <w:rFonts w:ascii="Aptos" w:hAnsi="Aptos"/>
-                <w:noProof/>
-                <w:sz w:val="16"/>
-                <w:szCs w:val="16"/>
-              </w:rPr>
-              <w:t> </w:t>
-            </w:r>
-            <w:r>
-              <w:rPr>
-                <w:rFonts w:ascii="Aptos" w:hAnsi="Aptos"/>
-                <w:noProof/>
-                <w:sz w:val="16"/>
-                <w:szCs w:val="16"/>
-              </w:rPr>
-              <w:t> </w:t>
-            </w:r>
-            <w:r>
-              <w:rPr>
-                <w:rFonts w:ascii="Aptos" w:hAnsi="Aptos"/>
-                <w:noProof/>
-                <w:sz w:val="16"/>
-                <w:szCs w:val="16"/>
-              </w:rPr>
-              <w:t> </w:t>
-            </w:r>
-            <w:r>
-              <w:rPr>
-                <w:rFonts w:ascii="Aptos" w:hAnsi="Aptos"/>
-                <w:sz w:val="16"/>
-                <w:szCs w:val="16"/>
-              </w:rPr>
-              <w:fldChar w:fldCharType="end"/>
-            </w:r>
+          </w:tcPr>
+          <w:p>
+            <w:pPr>
+              <w:rPr>
+                <w:rFonts w:ascii="Aptos" w:hAnsi="Aptos"/>
+                <w:sz w:val="16"/>
+                <w:szCs w:val="16"/>
+              </w:rPr>
+            </w:pPr>
           </w:p>
         </w:tc>
       </w:tr>
@@ -1531,7 +1362,7 @@
         </w:trPr>
         <w:tc>
           <w:tcPr>
-            <w:tcW w:w="9794" w:type="dxa"/>
+            <w:tcW w:w="9628" w:type="dxa"/>
             <w:gridSpan w:val="22"/>
             <w:tcBorders>
               <w:bottom w:val="nil"/>
@@ -1558,7 +1389,7 @@
         </w:trPr>
         <w:tc>
           <w:tcPr>
-            <w:tcW w:w="2378" w:type="dxa"/>
+            <w:tcW w:w="2334" w:type="dxa"/>
             <w:gridSpan w:val="5"/>
             <w:vAlign w:val="center"/>
           </w:tcPr>
@@ -1582,7 +1413,7 @@
         </w:tc>
         <w:tc>
           <w:tcPr>
-            <w:tcW w:w="7416" w:type="dxa"/>
+            <w:tcW w:w="7294" w:type="dxa"/>
             <w:gridSpan w:val="17"/>
             <w:vAlign w:val="center"/>
           </w:tcPr>
@@ -1623,7 +1454,7 @@
         </w:trPr>
         <w:tc>
           <w:tcPr>
-            <w:tcW w:w="2378" w:type="dxa"/>
+            <w:tcW w:w="2334" w:type="dxa"/>
             <w:gridSpan w:val="5"/>
             <w:vAlign w:val="center"/>
           </w:tcPr>
@@ -1647,7 +1478,7 @@
         </w:tc>
         <w:tc>
           <w:tcPr>
-            <w:tcW w:w="2472" w:type="dxa"/>
+            <w:tcW w:w="2442" w:type="dxa"/>
             <w:gridSpan w:val="7"/>
             <w:vAlign w:val="center"/>
           </w:tcPr>
@@ -1671,7 +1502,7 @@
         </w:tc>
         <w:tc>
           <w:tcPr>
-            <w:tcW w:w="2472" w:type="dxa"/>
+            <w:tcW w:w="2409" w:type="dxa"/>
             <w:gridSpan w:val="6"/>
             <w:vAlign w:val="center"/>
           </w:tcPr>
@@ -1695,7 +1526,7 @@
         </w:tc>
         <w:tc>
           <w:tcPr>
-            <w:tcW w:w="2472" w:type="dxa"/>
+            <w:tcW w:w="2443" w:type="dxa"/>
             <w:gridSpan w:val="4"/>
             <w:vAlign w:val="center"/>
           </w:tcPr>
@@ -1727,7 +1558,7 @@
         </w:trPr>
         <w:tc>
           <w:tcPr>
-            <w:tcW w:w="2378" w:type="dxa"/>
+            <w:tcW w:w="2334" w:type="dxa"/>
             <w:gridSpan w:val="5"/>
             <w:tcBorders>
               <w:bottom w:val="single" w:sz="4" w:space="0" w:color="auto"/>
@@ -1754,7 +1585,7 @@
         </w:tc>
         <w:tc>
           <w:tcPr>
-            <w:tcW w:w="3903" w:type="dxa"/>
+            <w:tcW w:w="3832" w:type="dxa"/>
             <w:gridSpan w:val="10"/>
             <w:tcBorders>
               <w:bottom w:val="single" w:sz="4" w:space="0" w:color="auto"/>
@@ -1902,7 +1733,7 @@
         </w:tc>
         <w:tc>
           <w:tcPr>
-            <w:tcW w:w="3513" w:type="dxa"/>
+            <w:tcW w:w="3462" w:type="dxa"/>
             <w:gridSpan w:val="7"/>
             <w:tcBorders>
               <w:bottom w:val="single" w:sz="4" w:space="0" w:color="auto"/>
@@ -2127,7 +1958,7 @@
         </w:trPr>
         <w:tc>
           <w:tcPr>
-            <w:tcW w:w="9794" w:type="dxa"/>
+            <w:tcW w:w="9628" w:type="dxa"/>
             <w:gridSpan w:val="22"/>
             <w:tcBorders>
               <w:bottom w:val="nil"/>
@@ -2178,7 +2009,7 @@
         </w:tc>
         <w:tc>
           <w:tcPr>
-            <w:tcW w:w="9404" w:type="dxa"/>
+            <w:tcW w:w="9238" w:type="dxa"/>
             <w:gridSpan w:val="21"/>
             <w:tcBorders>
               <w:top w:val="nil"/>
@@ -2213,7 +2044,7 @@
         </w:trPr>
         <w:tc>
           <w:tcPr>
-            <w:tcW w:w="9794" w:type="dxa"/>
+            <w:tcW w:w="9628" w:type="dxa"/>
             <w:gridSpan w:val="22"/>
             <w:tcBorders>
               <w:top w:val="nil"/>
@@ -2240,7 +2071,7 @@
         </w:trPr>
         <w:tc>
           <w:tcPr>
-            <w:tcW w:w="1634" w:type="dxa"/>
+            <w:tcW w:w="1619" w:type="dxa"/>
             <w:gridSpan w:val="4"/>
             <w:vAlign w:val="center"/>
           </w:tcPr>
@@ -2266,7 +2097,7 @@
         </w:tc>
         <w:tc>
           <w:tcPr>
-            <w:tcW w:w="1624" w:type="dxa"/>
+            <w:tcW w:w="1586" w:type="dxa"/>
             <w:gridSpan w:val="4"/>
             <w:vAlign w:val="center"/>
           </w:tcPr>
@@ -2292,7 +2123,7 @@
         </w:tc>
         <w:tc>
           <w:tcPr>
-            <w:tcW w:w="1710" w:type="dxa"/>
+            <w:tcW w:w="1689" w:type="dxa"/>
             <w:gridSpan w:val="6"/>
             <w:tcBorders>
               <w:right w:val="single" w:sz="12" w:space="0" w:color="auto"/>
@@ -2322,7 +2153,7 @@
         </w:tc>
         <w:tc>
           <w:tcPr>
-            <w:tcW w:w="2413" w:type="dxa"/>
+            <w:tcW w:w="2347" w:type="dxa"/>
             <w:gridSpan w:val="5"/>
             <w:tcBorders>
               <w:top w:val="single" w:sz="12" w:space="0" w:color="auto"/>
@@ -2353,7 +2184,7 @@
         </w:tc>
         <w:tc>
           <w:tcPr>
-            <w:tcW w:w="2413" w:type="dxa"/>
+            <w:tcW w:w="2387" w:type="dxa"/>
             <w:gridSpan w:val="3"/>
             <w:tcBorders>
               <w:top w:val="single" w:sz="12" w:space="0" w:color="auto"/>
@@ -2393,7 +2224,7 @@
         </w:trPr>
         <w:tc>
           <w:tcPr>
-            <w:tcW w:w="1634" w:type="dxa"/>
+            <w:tcW w:w="1619" w:type="dxa"/>
             <w:gridSpan w:val="4"/>
             <w:vAlign w:val="center"/>
           </w:tcPr>
@@ -2418,7 +2249,7 @@
         </w:tc>
         <w:tc>
           <w:tcPr>
-            <w:tcW w:w="1624" w:type="dxa"/>
+            <w:tcW w:w="1586" w:type="dxa"/>
             <w:gridSpan w:val="4"/>
             <w:vAlign w:val="center"/>
           </w:tcPr>
@@ -2443,7 +2274,7 @@
         </w:tc>
         <w:tc>
           <w:tcPr>
-            <w:tcW w:w="1710" w:type="dxa"/>
+            <w:tcW w:w="1689" w:type="dxa"/>
             <w:gridSpan w:val="6"/>
             <w:tcBorders>
               <w:right w:val="single" w:sz="12" w:space="0" w:color="auto"/>
@@ -2471,7 +2302,7 @@
         </w:tc>
         <w:tc>
           <w:tcPr>
-            <w:tcW w:w="2413" w:type="dxa"/>
+            <w:tcW w:w="2347" w:type="dxa"/>
             <w:gridSpan w:val="5"/>
             <w:tcBorders>
               <w:left w:val="single" w:sz="12" w:space="0" w:color="auto"/>
@@ -2502,7 +2333,7 @@
         </w:tc>
         <w:tc>
           <w:tcPr>
-            <w:tcW w:w="622" w:type="dxa"/>
+            <w:tcW w:w="611" w:type="dxa"/>
             <w:gridSpan w:val="2"/>
             <w:tcBorders>
               <w:bottom w:val="single" w:sz="12" w:space="0" w:color="auto"/>
@@ -2833,7 +2664,7 @@
         </w:tc>
         <w:tc>
           <w:tcPr>
-            <w:tcW w:w="1791" w:type="dxa"/>
+            <w:tcW w:w="1776" w:type="dxa"/>
             <w:tcBorders>
               <w:left w:val="single" w:sz="4" w:space="0" w:color="auto"/>
               <w:bottom w:val="single" w:sz="12" w:space="0" w:color="auto"/>
@@ -2947,7 +2778,7 @@
         </w:trPr>
         <w:tc>
           <w:tcPr>
-            <w:tcW w:w="9794" w:type="dxa"/>
+            <w:tcW w:w="9628" w:type="dxa"/>
             <w:gridSpan w:val="22"/>
             <w:tcBorders>
               <w:bottom w:val="nil"/>
@@ -2998,7 +2829,7 @@
         </w:tc>
         <w:tc>
           <w:tcPr>
-            <w:tcW w:w="6991" w:type="dxa"/>
+            <w:tcW w:w="6851" w:type="dxa"/>
             <w:gridSpan w:val="18"/>
             <w:tcBorders>
               <w:top w:val="nil"/>
@@ -3026,7 +2857,7 @@
         </w:tc>
         <w:tc>
           <w:tcPr>
-            <w:tcW w:w="2413" w:type="dxa"/>
+            <w:tcW w:w="2387" w:type="dxa"/>
             <w:gridSpan w:val="3"/>
             <w:tcBorders>
               <w:top w:val="single" w:sz="4" w:space="0" w:color="auto"/>
@@ -3193,7 +3024,7 @@
         </w:trPr>
         <w:tc>
           <w:tcPr>
-            <w:tcW w:w="9794" w:type="dxa"/>
+            <w:tcW w:w="9628" w:type="dxa"/>
             <w:gridSpan w:val="22"/>
             <w:tcBorders>
               <w:top w:val="nil"/>
@@ -3220,7 +3051,7 @@
         </w:trPr>
         <w:tc>
           <w:tcPr>
-            <w:tcW w:w="9794" w:type="dxa"/>
+            <w:tcW w:w="9628" w:type="dxa"/>
             <w:gridSpan w:val="22"/>
             <w:tcBorders>
               <w:bottom w:val="nil"/>
@@ -3271,7 +3102,7 @@
         </w:tc>
         <w:tc>
           <w:tcPr>
-            <w:tcW w:w="9404" w:type="dxa"/>
+            <w:tcW w:w="9238" w:type="dxa"/>
             <w:gridSpan w:val="21"/>
             <w:tcBorders>
               <w:top w:val="nil"/>
@@ -3306,7 +3137,7 @@
         </w:trPr>
         <w:tc>
           <w:tcPr>
-            <w:tcW w:w="9794" w:type="dxa"/>
+            <w:tcW w:w="9628" w:type="dxa"/>
             <w:gridSpan w:val="22"/>
             <w:tcBorders>
               <w:top w:val="nil"/>
@@ -3334,7 +3165,7 @@
         </w:trPr>
         <w:tc>
           <w:tcPr>
-            <w:tcW w:w="4897" w:type="dxa"/>
+            <w:tcW w:w="4823" w:type="dxa"/>
             <w:gridSpan w:val="13"/>
             <w:tcBorders>
               <w:right w:val="nil"/>
@@ -3822,7 +3653,7 @@
         </w:tc>
         <w:tc>
           <w:tcPr>
-            <w:tcW w:w="4897" w:type="dxa"/>
+            <w:tcW w:w="4805" w:type="dxa"/>
             <w:gridSpan w:val="9"/>
             <w:tcBorders>
               <w:left w:val="nil"/>
@@ -4171,7 +4002,7 @@
         </w:trPr>
         <w:tc>
           <w:tcPr>
-            <w:tcW w:w="9794" w:type="dxa"/>
+            <w:tcW w:w="9628" w:type="dxa"/>
             <w:gridSpan w:val="22"/>
             <w:tcBorders>
               <w:bottom w:val="nil"/>
@@ -4222,7 +4053,7 @@
         </w:tc>
         <w:tc>
           <w:tcPr>
-            <w:tcW w:w="9404" w:type="dxa"/>
+            <w:tcW w:w="9238" w:type="dxa"/>
             <w:gridSpan w:val="21"/>
             <w:tcBorders>
               <w:top w:val="nil"/>
@@ -4257,7 +4088,7 @@
         </w:trPr>
         <w:tc>
           <w:tcPr>
-            <w:tcW w:w="9794" w:type="dxa"/>
+            <w:tcW w:w="9628" w:type="dxa"/>
             <w:gridSpan w:val="22"/>
             <w:tcBorders>
               <w:top w:val="nil"/>
@@ -4282,9 +4113,8 @@
         </w:tblPrEx>
         <w:tc>
           <w:tcPr>
-            <w:tcW w:w="2444" w:type="dxa"/>
+            <w:tcW w:w="2400" w:type="dxa"/>
             <w:gridSpan w:val="6"/>
-            <w:shd w:val="clear" w:color="auto" w:fill="auto"/>
           </w:tcPr>
           <w:p>
             <w:pPr>
@@ -4309,9 +4139,8 @@
         </w:tc>
         <w:tc>
           <w:tcPr>
-            <w:tcW w:w="2326" w:type="dxa"/>
+            <w:tcW w:w="2296" w:type="dxa"/>
             <w:gridSpan w:val="5"/>
-            <w:shd w:val="clear" w:color="auto" w:fill="auto"/>
           </w:tcPr>
           <w:p>
             <w:pPr>
@@ -4336,9 +4165,8 @@
         </w:tc>
         <w:tc>
           <w:tcPr>
-            <w:tcW w:w="2883" w:type="dxa"/>
+            <w:tcW w:w="2815" w:type="dxa"/>
             <w:gridSpan w:val="9"/>
-            <w:shd w:val="clear" w:color="auto" w:fill="auto"/>
           </w:tcPr>
           <w:p>
             <w:pPr>
@@ -4363,9 +4191,8 @@
         </w:tc>
         <w:tc>
           <w:tcPr>
-            <w:tcW w:w="2141" w:type="dxa"/>
+            <w:tcW w:w="2117" w:type="dxa"/>
             <w:gridSpan w:val="2"/>
-            <w:shd w:val="clear" w:color="auto" w:fill="auto"/>
           </w:tcPr>
           <w:p>
             <w:pPr>
@@ -4395,9 +4222,8 @@
         </w:tblPrEx>
         <w:tc>
           <w:tcPr>
-            <w:tcW w:w="2444" w:type="dxa"/>
+            <w:tcW w:w="2400" w:type="dxa"/>
             <w:gridSpan w:val="6"/>
-            <w:shd w:val="clear" w:color="auto" w:fill="auto"/>
           </w:tcPr>
           <w:p>
             <w:pPr>
@@ -4472,32 +4298,23 @@
                 <w:sz w:val="16"/>
                 <w:szCs w:val="16"/>
               </w:rPr>
-              <w:t>EN 166</w:t>
-            </w:r>
-            <w:r>
-              <w:rPr>
-                <w:rFonts w:ascii="Aptos" w:hAnsi="Aptos"/>
-                <w:sz w:val="16"/>
-                <w:szCs w:val="16"/>
-              </w:rPr>
-              <w:t xml:space="preserve"> Occhiali EN 166 con protezioni laterali</w:t>
-            </w:r>
-          </w:p>
-          <w:p>
-            <w:pPr>
-              <w:rPr>
-                <w:rFonts w:ascii="Aptos" w:hAnsi="Aptos"/>
-                <w:sz w:val="16"/>
-                <w:szCs w:val="16"/>
-              </w:rPr>
-            </w:pPr>
-          </w:p>
-        </w:tc>
-        <w:tc>
-          <w:tcPr>
-            <w:tcW w:w="2326" w:type="dxa"/>
+              <w:t>Occhiali: UNI EN ISO 16321</w:t>
+            </w:r>
+          </w:p>
+          <w:p>
+            <w:pPr>
+              <w:rPr>
+                <w:rFonts w:ascii="Aptos" w:hAnsi="Aptos"/>
+                <w:sz w:val="16"/>
+                <w:szCs w:val="16"/>
+              </w:rPr>
+            </w:pPr>
+          </w:p>
+        </w:tc>
+        <w:tc>
+          <w:tcPr>
+            <w:tcW w:w="2296" w:type="dxa"/>
             <w:gridSpan w:val="5"/>
-            <w:shd w:val="clear" w:color="auto" w:fill="auto"/>
           </w:tcPr>
           <w:p>
             <w:pPr>
@@ -4612,9 +4429,8 @@
         </w:tc>
         <w:tc>
           <w:tcPr>
-            <w:tcW w:w="2883" w:type="dxa"/>
+            <w:tcW w:w="2815" w:type="dxa"/>
             <w:gridSpan w:val="9"/>
-            <w:shd w:val="clear" w:color="auto" w:fill="auto"/>
           </w:tcPr>
           <w:p>
             <w:pPr>
@@ -4877,9 +4693,106 @@
                 <w:sz w:val="16"/>
                 <w:szCs w:val="16"/>
               </w:rPr>
-              <w:t xml:space="preserve"> Maschera antigas EN 141</w:t>
-            </w:r>
-          </w:p>
+              <w:t xml:space="preserve"> Filtri per maschera: </w:t>
+            </w:r>
+            <w:r>
+              <w:rPr>
+                <w:rFonts w:ascii="Aptos" w:hAnsi="Aptos"/>
+                <w:sz w:val="16"/>
+                <w:szCs w:val="16"/>
+              </w:rPr>
+              <w:fldChar w:fldCharType="begin">
+                <w:ffData>
+                  <w:name w:val="Testo29"/>
+                  <w:enabled/>
+                  <w:calcOnExit w:val="0"/>
+                  <w:textInput/>
+                </w:ffData>
+              </w:fldChar>
+            </w:r>
+            <w:r>
+              <w:rPr>
+                <w:rFonts w:ascii="Aptos" w:hAnsi="Aptos"/>
+                <w:sz w:val="16"/>
+                <w:szCs w:val="16"/>
+              </w:rPr>
+              <w:instrText xml:space="preserve"> FORMTEXT </w:instrText>
+            </w:r>
+            <w:r>
+              <w:rPr>
+                <w:rFonts w:ascii="Aptos" w:hAnsi="Aptos"/>
+                <w:sz w:val="16"/>
+                <w:szCs w:val="16"/>
+              </w:rPr>
+            </w:r>
+            <w:r>
+              <w:rPr>
+                <w:rFonts w:ascii="Aptos" w:hAnsi="Aptos"/>
+                <w:sz w:val="16"/>
+                <w:szCs w:val="16"/>
+              </w:rPr>
+              <w:fldChar w:fldCharType="separate"/>
+            </w:r>
+            <w:r>
+              <w:rPr>
+                <w:rFonts w:ascii="Aptos" w:hAnsi="Aptos"/>
+                <w:noProof/>
+                <w:sz w:val="16"/>
+                <w:szCs w:val="16"/>
+              </w:rPr>
+              <w:t> </w:t>
+            </w:r>
+            <w:r>
+              <w:rPr>
+                <w:rFonts w:ascii="Aptos" w:hAnsi="Aptos"/>
+                <w:noProof/>
+                <w:sz w:val="16"/>
+                <w:szCs w:val="16"/>
+              </w:rPr>
+              <w:t> </w:t>
+            </w:r>
+            <w:r>
+              <w:rPr>
+                <w:rFonts w:ascii="Aptos" w:hAnsi="Aptos"/>
+                <w:noProof/>
+                <w:sz w:val="16"/>
+                <w:szCs w:val="16"/>
+              </w:rPr>
+              <w:t> </w:t>
+            </w:r>
+            <w:r>
+              <w:rPr>
+                <w:rFonts w:ascii="Aptos" w:hAnsi="Aptos"/>
+                <w:noProof/>
+                <w:sz w:val="16"/>
+                <w:szCs w:val="16"/>
+              </w:rPr>
+              <w:t> </w:t>
+            </w:r>
+            <w:r>
+              <w:rPr>
+                <w:rFonts w:ascii="Aptos" w:hAnsi="Aptos"/>
+                <w:noProof/>
+                <w:sz w:val="16"/>
+                <w:szCs w:val="16"/>
+              </w:rPr>
+              <w:t> </w:t>
+            </w:r>
+            <w:r>
+              <w:rPr>
+                <w:rFonts w:ascii="Aptos" w:hAnsi="Aptos"/>
+                <w:sz w:val="16"/>
+                <w:szCs w:val="16"/>
+              </w:rPr>
+              <w:fldChar w:fldCharType="end"/>
+            </w:r>
+          </w:p>
+        </w:tc>
+        <w:tc>
+          <w:tcPr>
+            <w:tcW w:w="2117" w:type="dxa"/>
+            <w:gridSpan w:val="2"/>
+          </w:tcPr>
           <w:p>
             <w:pPr>
               <w:rPr>
@@ -4943,170 +4856,6 @@
                 <w:sz w:val="16"/>
                 <w:szCs w:val="16"/>
               </w:rPr>
-              <w:t xml:space="preserve"> Filtri per maschera: </w:t>
-            </w:r>
-            <w:r>
-              <w:rPr>
-                <w:rFonts w:ascii="Aptos" w:hAnsi="Aptos"/>
-                <w:sz w:val="16"/>
-                <w:szCs w:val="16"/>
-              </w:rPr>
-              <w:fldChar w:fldCharType="begin">
-                <w:ffData>
-                  <w:name w:val="Testo29"/>
-                  <w:enabled/>
-                  <w:calcOnExit w:val="0"/>
-                  <w:textInput/>
-                </w:ffData>
-              </w:fldChar>
-            </w:r>
-            <w:r>
-              <w:rPr>
-                <w:rFonts w:ascii="Aptos" w:hAnsi="Aptos"/>
-                <w:sz w:val="16"/>
-                <w:szCs w:val="16"/>
-              </w:rPr>
-              <w:instrText xml:space="preserve"> FORMTEXT </w:instrText>
-            </w:r>
-            <w:r>
-              <w:rPr>
-                <w:rFonts w:ascii="Aptos" w:hAnsi="Aptos"/>
-                <w:sz w:val="16"/>
-                <w:szCs w:val="16"/>
-              </w:rPr>
-            </w:r>
-            <w:r>
-              <w:rPr>
-                <w:rFonts w:ascii="Aptos" w:hAnsi="Aptos"/>
-                <w:sz w:val="16"/>
-                <w:szCs w:val="16"/>
-              </w:rPr>
-              <w:fldChar w:fldCharType="separate"/>
-            </w:r>
-            <w:r>
-              <w:rPr>
-                <w:rFonts w:ascii="Aptos" w:hAnsi="Aptos"/>
-                <w:noProof/>
-                <w:sz w:val="16"/>
-                <w:szCs w:val="16"/>
-              </w:rPr>
-              <w:t> </w:t>
-            </w:r>
-            <w:r>
-              <w:rPr>
-                <w:rFonts w:ascii="Aptos" w:hAnsi="Aptos"/>
-                <w:noProof/>
-                <w:sz w:val="16"/>
-                <w:szCs w:val="16"/>
-              </w:rPr>
-              <w:t> </w:t>
-            </w:r>
-            <w:r>
-              <w:rPr>
-                <w:rFonts w:ascii="Aptos" w:hAnsi="Aptos"/>
-                <w:noProof/>
-                <w:sz w:val="16"/>
-                <w:szCs w:val="16"/>
-              </w:rPr>
-              <w:t> </w:t>
-            </w:r>
-            <w:r>
-              <w:rPr>
-                <w:rFonts w:ascii="Aptos" w:hAnsi="Aptos"/>
-                <w:noProof/>
-                <w:sz w:val="16"/>
-                <w:szCs w:val="16"/>
-              </w:rPr>
-              <w:t> </w:t>
-            </w:r>
-            <w:r>
-              <w:rPr>
-                <w:rFonts w:ascii="Aptos" w:hAnsi="Aptos"/>
-                <w:noProof/>
-                <w:sz w:val="16"/>
-                <w:szCs w:val="16"/>
-              </w:rPr>
-              <w:t> </w:t>
-            </w:r>
-            <w:r>
-              <w:rPr>
-                <w:rFonts w:ascii="Aptos" w:hAnsi="Aptos"/>
-                <w:sz w:val="16"/>
-                <w:szCs w:val="16"/>
-              </w:rPr>
-              <w:fldChar w:fldCharType="end"/>
-            </w:r>
-          </w:p>
-        </w:tc>
-        <w:tc>
-          <w:tcPr>
-            <w:tcW w:w="2141" w:type="dxa"/>
-            <w:gridSpan w:val="2"/>
-            <w:shd w:val="clear" w:color="auto" w:fill="auto"/>
-          </w:tcPr>
-          <w:p>
-            <w:pPr>
-              <w:rPr>
-                <w:rFonts w:ascii="Aptos" w:hAnsi="Aptos"/>
-                <w:sz w:val="16"/>
-                <w:szCs w:val="16"/>
-              </w:rPr>
-            </w:pPr>
-            <w:r>
-              <w:rPr>
-                <w:rFonts w:ascii="Aptos" w:hAnsi="Aptos"/>
-                <w:sz w:val="16"/>
-                <w:szCs w:val="16"/>
-              </w:rPr>
-              <w:fldChar w:fldCharType="begin">
-                <w:ffData>
-                  <w:name w:val=""/>
-                  <w:enabled/>
-                  <w:calcOnExit w:val="0"/>
-                  <w:checkBox>
-                    <w:sizeAuto/>
-                    <w:default w:val="0"/>
-                  </w:checkBox>
-                </w:ffData>
-              </w:fldChar>
-            </w:r>
-            <w:r>
-              <w:rPr>
-                <w:rFonts w:ascii="Aptos" w:hAnsi="Aptos"/>
-                <w:sz w:val="16"/>
-                <w:szCs w:val="16"/>
-              </w:rPr>
-              <w:instrText xml:space="preserve"> FORMCHECKBOX </w:instrText>
-            </w:r>
-            <w:r>
-              <w:rPr>
-                <w:rFonts w:ascii="Aptos" w:hAnsi="Aptos"/>
-                <w:sz w:val="16"/>
-                <w:szCs w:val="16"/>
-              </w:rPr>
-            </w:r>
-            <w:r>
-              <w:rPr>
-                <w:rFonts w:ascii="Aptos" w:hAnsi="Aptos"/>
-                <w:sz w:val="16"/>
-                <w:szCs w:val="16"/>
-              </w:rPr>
-              <w:fldChar w:fldCharType="separate"/>
-            </w:r>
-            <w:r>
-              <w:rPr>
-                <w:rFonts w:ascii="Aptos" w:hAnsi="Aptos"/>
-                <w:sz w:val="16"/>
-                <w:szCs w:val="16"/>
-              </w:rPr>
-              <w:fldChar w:fldCharType="end"/>
-            </w:r>
-            <w:r>
-              <w:rPr>
-                <w:rFonts w:ascii="Aptos" w:hAnsi="Aptos"/>
-                <w:sz w:val="16"/>
-                <w:szCs w:val="16"/>
-              </w:rPr>
               <w:t xml:space="preserve"> </w:t>
             </w:r>
             <w:r>
@@ -5116,26 +4865,8 @@
                 <w:sz w:val="16"/>
                 <w:szCs w:val="16"/>
               </w:rPr>
-              <w:t xml:space="preserve">Indumenti EN 14325 </w:t>
-            </w:r>
-            <w:r>
-              <w:rPr>
-                <w:rFonts w:ascii="Aptos" w:hAnsi="Aptos"/>
-                <w:sz w:val="16"/>
-                <w:szCs w:val="16"/>
-              </w:rPr>
-              <w:t xml:space="preserve">Indossare indumenti che garantiscano una protezione totale per la pelle, es. in cotone, gomma, PVC o </w:t>
-            </w:r>
-            <w:proofErr w:type="spellStart"/>
-            <w:r>
-              <w:rPr>
-                <w:rFonts w:ascii="Aptos" w:hAnsi="Aptos"/>
-                <w:sz w:val="16"/>
-                <w:szCs w:val="16"/>
-              </w:rPr>
-              <w:t>viton</w:t>
-            </w:r>
-            <w:proofErr w:type="spellEnd"/>
+              <w:t xml:space="preserve">Indumenti </w:t>
+            </w:r>
           </w:p>
         </w:tc>
       </w:tr>
@@ -5152,7 +4883,7 @@
 </file>
 
 <file path=word/styles.xml><?xml version="1.0" encoding="utf-8"?>
-<w:styles xmlns:mc="http://schemas.openxmlformats.org/markup-compatibility/2006" xmlns:r="http://schemas.openxmlformats.org/officeDocument/2006/relationships" xmlns:w="http://schemas.openxmlformats.org/wordprocessingml/2006/main" xmlns:w14="http://schemas.microsoft.com/office/word/2010/wordml" xmlns:w15="http://schemas.microsoft.com/office/word/2012/wordml" xmlns:w16cex="http://schemas.microsoft.com/office/word/2018/wordml/cex" xmlns:w16cid="http://schemas.microsoft.com/office/word/2016/wordml/cid" xmlns:w16="http://schemas.microsoft.com/office/word/2018/wordml" xmlns:w16du="http://schemas.microsoft.com/office/word/2023/wordml/word16du" xmlns:w16sdtdh="http://schemas.microsoft.com/office/word/2020/wordml/sdtdatahash" xmlns:w16se="http://schemas.microsoft.com/office/word/2015/wordml/symex" mc:Ignorable="w14 w15 w16se w16cid w16 w16cex w16sdtdh w16du">
+<w:styles xmlns:mc="http://schemas.openxmlformats.org/markup-compatibility/2006" xmlns:r="http://schemas.openxmlformats.org/officeDocument/2006/relationships" xmlns:w="http://schemas.openxmlformats.org/wordprocessingml/2006/main" xmlns:w14="http://schemas.microsoft.com/office/word/2010/wordml" xmlns:w15="http://schemas.microsoft.com/office/word/2012/wordml" xmlns:w16cex="http://schemas.microsoft.com/office/word/2018/wordml/cex" xmlns:w16cid="http://schemas.microsoft.com/office/word/2016/wordml/cid" xmlns:w16="http://schemas.microsoft.com/office/word/2018/wordml" xmlns:w16du="http://schemas.microsoft.com/office/word/2023/wordml/word16du" xmlns:w16sdtdh="http://schemas.microsoft.com/office/word/2020/wordml/sdtdatahash" xmlns:w16sdtfl="http://schemas.microsoft.com/office/word/2024/wordml/sdtformatlock" xmlns:w16se="http://schemas.microsoft.com/office/word/2015/wordml/symex" mc:Ignorable="w14 w15 w16se w16cid w16 w16cex w16sdtdh w16sdtfl w16du">
   <w:docDefaults>
     <w:rPrDefault>
       <w:rPr>
